--- a/Backend/src/templates/qas/FOR Acta QA Videoconferencia.docx
+++ b/Backend/src/templates/qas/FOR Acta QA Videoconferencia.docx
@@ -61,6 +61,13 @@
         </w:rPr>
         <w:tab/>
       </w:r>
+      <w:r>
+        <w:rPr>
+          <w:sz w:val="18"/>
+        </w:rPr>
+        <w:tab/>
+        <w:t>{visita_numero}</w:t>
+      </w:r>
     </w:p>
     <w:p>
       <w:pPr>
@@ -94,6 +101,13 @@
         </w:rPr>
         <w:tab/>
       </w:r>
+      <w:r>
+        <w:rPr>
+          <w:sz w:val="18"/>
+        </w:rPr>
+        <w:tab/>
+        <w:t>{fecha_ejecucion}</w:t>
+      </w:r>
     </w:p>
     <w:p>
       <w:pPr>
@@ -135,6 +149,13 @@
         </w:rPr>
         <w:tab/>
       </w:r>
+      <w:r>
+        <w:rPr>
+          <w:sz w:val="18"/>
+        </w:rPr>
+        <w:tab/>
+        <w:t>{hora_inicio}</w:t>
+      </w:r>
     </w:p>
     <w:p>
       <w:pPr>
@@ -167,6 +188,13 @@
           <w:lang w:val="es-CO"/>
         </w:rPr>
         <w:tab/>
+      </w:r>
+      <w:r>
+        <w:rPr>
+          <w:sz w:val="18"/>
+        </w:rPr>
+        <w:tab/>
+        <w:t>{tiempo_transporte}</w:t>
       </w:r>
     </w:p>
     <w:p>
@@ -203,6 +231,13 @@
         </w:rPr>
         <w:tab/>
       </w:r>
+      <w:r>
+        <w:rPr>
+          <w:sz w:val="18"/>
+        </w:rPr>
+        <w:tab/>
+        <w:t>{tiempo_antesala}</w:t>
+      </w:r>
     </w:p>
     <w:p>
       <w:pPr>
@@ -236,6 +271,13 @@
         </w:rPr>
         <w:tab/>
       </w:r>
+      <w:r>
+        <w:rPr>
+          <w:sz w:val="18"/>
+        </w:rPr>
+        <w:tab/>
+        <w:t>{tiempo_ejecucion}</w:t>
+      </w:r>
     </w:p>
     <w:p>
       <w:pPr>
@@ -285,6 +327,13 @@
         </w:rPr>
         <w:tab/>
       </w:r>
+      <w:r>
+        <w:rPr>
+          <w:sz w:val="18"/>
+        </w:rPr>
+        <w:tab/>
+        <w:t>{tiempo_espera_claro}</w:t>
+      </w:r>
     </w:p>
     <w:p>
       <w:pPr>
@@ -326,6 +375,13 @@
         </w:rPr>
         <w:tab/>
       </w:r>
+      <w:r>
+        <w:rPr>
+          <w:sz w:val="18"/>
+        </w:rPr>
+        <w:tab/>
+        <w:t>{hora_salida}</w:t>
+      </w:r>
     </w:p>
     <w:p>
       <w:pPr>
@@ -368,6 +424,13 @@
         </w:rPr>
         <w:tab/>
       </w:r>
+      <w:r>
+        <w:rPr>
+          <w:sz w:val="18"/>
+        </w:rPr>
+        <w:tab/>
+        <w:t>{ingeniero_outsourcing}</w:t>
+      </w:r>
     </w:p>
     <w:p>
       <w:pPr>
@@ -409,6 +472,13 @@
         </w:rPr>
         <w:tab/>
       </w:r>
+      <w:r>
+        <w:rPr>
+          <w:sz w:val="18"/>
+        </w:rPr>
+        <w:tab/>
+        <w:t>{multimetro}</w:t>
+      </w:r>
     </w:p>
     <w:p>
       <w:pPr>
@@ -442,6 +512,13 @@
         </w:rPr>
         <w:tab/>
       </w:r>
+      <w:r>
+        <w:rPr>
+          <w:sz w:val="18"/>
+        </w:rPr>
+        <w:tab/>
+        <w:t>{analizador_ber}</w:t>
+      </w:r>
     </w:p>
     <w:p>
       <w:pPr>
@@ -483,6 +560,13 @@
         </w:rPr>
         <w:tab/>
       </w:r>
+      <w:r>
+        <w:rPr>
+          <w:sz w:val="18"/>
+        </w:rPr>
+        <w:tab/>
+        <w:t>{soporte_claro}</w:t>
+      </w:r>
     </w:p>
     <w:p>
       <w:pPr>
@@ -524,6 +608,13 @@
         </w:rPr>
         <w:tab/>
       </w:r>
+      <w:r>
+        <w:rPr>
+          <w:sz w:val="18"/>
+        </w:rPr>
+        <w:tab/>
+        <w:t>{firma_acta}</w:t>
+      </w:r>
     </w:p>
     <w:p>
       <w:pPr>
@@ -566,6 +657,13 @@
         </w:rPr>
         <w:tab/>
       </w:r>
+      <w:r>
+        <w:rPr>
+          <w:sz w:val="18"/>
+        </w:rPr>
+        <w:tab/>
+        <w:t>{caso_seguimiento}</w:t>
+      </w:r>
     </w:p>
     <w:p>
       <w:pPr>
@@ -590,6 +688,13 @@
           <w:lang w:val="es-CO"/>
         </w:rPr>
         <w:tab/>
+      </w:r>
+      <w:r>
+        <w:rPr>
+          <w:sz w:val="18"/>
+        </w:rPr>
+        <w:tab/>
+        <w:t>{problemas_instalacion}</w:t>
       </w:r>
     </w:p>
     <w:p>
@@ -653,6 +758,13 @@
         </w:rPr>
         <w:tab/>
       </w:r>
+      <w:r>
+        <w:rPr>
+          <w:sz w:val="18"/>
+        </w:rPr>
+        <w:tab/>
+        <w:t>{fase_neutro}</w:t>
+      </w:r>
     </w:p>
     <w:p>
       <w:pPr>
@@ -697,6 +809,13 @@
         </w:rPr>
         <w:tab/>
       </w:r>
+      <w:r>
+        <w:rPr>
+          <w:sz w:val="18"/>
+        </w:rPr>
+        <w:tab/>
+        <w:t>{fase_tierra}</w:t>
+      </w:r>
     </w:p>
     <w:p>
       <w:pPr>
@@ -733,6 +852,13 @@
         </w:rPr>
         <w:tab/>
       </w:r>
+      <w:r>
+        <w:rPr>
+          <w:sz w:val="18"/>
+        </w:rPr>
+        <w:tab/>
+        <w:t>{neutro_tierra}</w:t>
+      </w:r>
     </w:p>
     <w:p>
       <w:pPr>
@@ -759,6 +885,13 @@
         </w:rPr>
         <w:t>Lugar de Instalación de Equipos:</w:t>
       </w:r>
+      <w:r>
+        <w:rPr>
+          <w:sz w:val="18"/>
+        </w:rPr>
+        <w:tab/>
+        <w:t>{lugar_instalacion}</w:t>
+      </w:r>
     </w:p>
     <w:p>
       <w:pPr>
@@ -793,6 +926,13 @@
           <w:lang w:val="es-CO"/>
         </w:rPr>
         <w:t>Observaciones:</w:t>
+      </w:r>
+      <w:r>
+        <w:rPr>
+          <w:sz w:val="18"/>
+        </w:rPr>
+        <w:tab/>
+        <w:t>{observaciones}</w:t>
       </w:r>
     </w:p>
     <w:p>
@@ -995,6 +1135,12 @@
                 <w:lang w:val="es-CO"/>
               </w:rPr>
             </w:pPr>
+            <w:r>
+              <w:rPr>
+                <w:sz w:val="16"/>
+              </w:rPr>
+              <w:t>{equipo_instalado_1_tipo}</w:t>
+            </w:r>
           </w:p>
         </w:tc>
         <w:tc>
@@ -1009,6 +1155,12 @@
                 <w:lang w:val="es-CO"/>
               </w:rPr>
             </w:pPr>
+            <w:r>
+              <w:rPr>
+                <w:sz w:val="16"/>
+              </w:rPr>
+              <w:t>{equipo_instalado_1_marca}</w:t>
+            </w:r>
           </w:p>
         </w:tc>
         <w:tc>
@@ -1023,6 +1175,12 @@
                 <w:lang w:val="es-CO"/>
               </w:rPr>
             </w:pPr>
+            <w:r>
+              <w:rPr>
+                <w:sz w:val="16"/>
+              </w:rPr>
+              <w:t>{equipo_instalado_1_modelo}</w:t>
+            </w:r>
           </w:p>
         </w:tc>
         <w:tc>
@@ -1037,6 +1195,12 @@
                 <w:lang w:val="es-CO"/>
               </w:rPr>
             </w:pPr>
+            <w:r>
+              <w:rPr>
+                <w:sz w:val="16"/>
+              </w:rPr>
+              <w:t>{equipo_instalado_1_serial}</w:t>
+            </w:r>
           </w:p>
         </w:tc>
         <w:tc>
@@ -1051,6 +1215,12 @@
                 <w:lang w:val="es-CO"/>
               </w:rPr>
             </w:pPr>
+            <w:r>
+              <w:rPr>
+                <w:sz w:val="16"/>
+              </w:rPr>
+              <w:t>{equipo_instalado_1_placa}</w:t>
+            </w:r>
           </w:p>
         </w:tc>
       </w:tr>
@@ -1067,6 +1237,12 @@
                 <w:lang w:val="es-CO"/>
               </w:rPr>
             </w:pPr>
+            <w:r>
+              <w:rPr>
+                <w:sz w:val="16"/>
+              </w:rPr>
+              <w:t>{equipo_instalado_2_tipo}</w:t>
+            </w:r>
           </w:p>
         </w:tc>
         <w:tc>
@@ -1081,6 +1257,12 @@
                 <w:lang w:val="es-CO"/>
               </w:rPr>
             </w:pPr>
+            <w:r>
+              <w:rPr>
+                <w:sz w:val="16"/>
+              </w:rPr>
+              <w:t>{equipo_instalado_2_marca}</w:t>
+            </w:r>
           </w:p>
         </w:tc>
         <w:tc>
@@ -1095,6 +1277,12 @@
                 <w:lang w:val="es-CO"/>
               </w:rPr>
             </w:pPr>
+            <w:r>
+              <w:rPr>
+                <w:sz w:val="16"/>
+              </w:rPr>
+              <w:t>{equipo_instalado_2_modelo}</w:t>
+            </w:r>
           </w:p>
         </w:tc>
         <w:tc>
@@ -1109,6 +1297,12 @@
                 <w:lang w:val="es-CO"/>
               </w:rPr>
             </w:pPr>
+            <w:r>
+              <w:rPr>
+                <w:sz w:val="16"/>
+              </w:rPr>
+              <w:t>{equipo_instalado_2_serial}</w:t>
+            </w:r>
           </w:p>
         </w:tc>
         <w:tc>
@@ -1123,6 +1317,12 @@
                 <w:lang w:val="es-CO"/>
               </w:rPr>
             </w:pPr>
+            <w:r>
+              <w:rPr>
+                <w:sz w:val="16"/>
+              </w:rPr>
+              <w:t>{equipo_instalado_2_placa}</w:t>
+            </w:r>
           </w:p>
         </w:tc>
       </w:tr>
@@ -1139,6 +1339,12 @@
                 <w:lang w:val="es-CO"/>
               </w:rPr>
             </w:pPr>
+            <w:r>
+              <w:rPr>
+                <w:sz w:val="16"/>
+              </w:rPr>
+              <w:t>{equipo_instalado_3_tipo}</w:t>
+            </w:r>
           </w:p>
         </w:tc>
         <w:tc>
@@ -1153,6 +1359,12 @@
                 <w:lang w:val="es-CO"/>
               </w:rPr>
             </w:pPr>
+            <w:r>
+              <w:rPr>
+                <w:sz w:val="16"/>
+              </w:rPr>
+              <w:t>{equipo_instalado_3_marca}</w:t>
+            </w:r>
           </w:p>
         </w:tc>
         <w:tc>
@@ -1167,6 +1379,12 @@
                 <w:lang w:val="es-CO"/>
               </w:rPr>
             </w:pPr>
+            <w:r>
+              <w:rPr>
+                <w:sz w:val="16"/>
+              </w:rPr>
+              <w:t>{equipo_instalado_3_modelo}</w:t>
+            </w:r>
           </w:p>
         </w:tc>
         <w:tc>
@@ -1181,6 +1399,12 @@
                 <w:lang w:val="es-CO"/>
               </w:rPr>
             </w:pPr>
+            <w:r>
+              <w:rPr>
+                <w:sz w:val="16"/>
+              </w:rPr>
+              <w:t>{equipo_instalado_3_serial}</w:t>
+            </w:r>
           </w:p>
         </w:tc>
         <w:tc>
@@ -1195,6 +1419,12 @@
                 <w:lang w:val="es-CO"/>
               </w:rPr>
             </w:pPr>
+            <w:r>
+              <w:rPr>
+                <w:sz w:val="16"/>
+              </w:rPr>
+              <w:t>{equipo_instalado_3_placa}</w:t>
+            </w:r>
           </w:p>
         </w:tc>
       </w:tr>
@@ -1211,6 +1441,12 @@
                 <w:lang w:val="es-CO"/>
               </w:rPr>
             </w:pPr>
+            <w:r>
+              <w:rPr>
+                <w:sz w:val="16"/>
+              </w:rPr>
+              <w:t>{equipo_instalado_4_tipo}</w:t>
+            </w:r>
           </w:p>
         </w:tc>
         <w:tc>
@@ -1225,6 +1461,12 @@
                 <w:lang w:val="es-CO"/>
               </w:rPr>
             </w:pPr>
+            <w:r>
+              <w:rPr>
+                <w:sz w:val="16"/>
+              </w:rPr>
+              <w:t>{equipo_instalado_4_marca}</w:t>
+            </w:r>
           </w:p>
         </w:tc>
         <w:tc>
@@ -1239,6 +1481,12 @@
                 <w:lang w:val="es-CO"/>
               </w:rPr>
             </w:pPr>
+            <w:r>
+              <w:rPr>
+                <w:sz w:val="16"/>
+              </w:rPr>
+              <w:t>{equipo_instalado_4_modelo}</w:t>
+            </w:r>
           </w:p>
         </w:tc>
         <w:tc>
@@ -1253,6 +1501,12 @@
                 <w:lang w:val="es-CO"/>
               </w:rPr>
             </w:pPr>
+            <w:r>
+              <w:rPr>
+                <w:sz w:val="16"/>
+              </w:rPr>
+              <w:t>{equipo_instalado_4_serial}</w:t>
+            </w:r>
           </w:p>
         </w:tc>
         <w:tc>
@@ -1267,6 +1521,12 @@
                 <w:lang w:val="es-CO"/>
               </w:rPr>
             </w:pPr>
+            <w:r>
+              <w:rPr>
+                <w:sz w:val="16"/>
+              </w:rPr>
+              <w:t>{equipo_instalado_4_placa}</w:t>
+            </w:r>
           </w:p>
         </w:tc>
       </w:tr>
@@ -1470,6 +1730,12 @@
                 <w:lang w:val="es-CO"/>
               </w:rPr>
             </w:pPr>
+            <w:r>
+              <w:rPr>
+                <w:sz w:val="16"/>
+              </w:rPr>
+              <w:t>{equipo_desinstalado_1_tipo}</w:t>
+            </w:r>
           </w:p>
         </w:tc>
         <w:tc>
@@ -1484,6 +1750,12 @@
                 <w:lang w:val="es-CO"/>
               </w:rPr>
             </w:pPr>
+            <w:r>
+              <w:rPr>
+                <w:sz w:val="16"/>
+              </w:rPr>
+              <w:t>{equipo_desinstalado_1_marca}</w:t>
+            </w:r>
           </w:p>
         </w:tc>
         <w:tc>
@@ -1498,6 +1770,12 @@
                 <w:lang w:val="es-CO"/>
               </w:rPr>
             </w:pPr>
+            <w:r>
+              <w:rPr>
+                <w:sz w:val="16"/>
+              </w:rPr>
+              <w:t>{equipo_desinstalado_1_modelo}</w:t>
+            </w:r>
           </w:p>
         </w:tc>
         <w:tc>
@@ -1512,6 +1790,12 @@
                 <w:lang w:val="es-CO"/>
               </w:rPr>
             </w:pPr>
+            <w:r>
+              <w:rPr>
+                <w:sz w:val="16"/>
+              </w:rPr>
+              <w:t>{equipo_desinstalado_1_serial}</w:t>
+            </w:r>
           </w:p>
         </w:tc>
         <w:tc>
@@ -1526,6 +1810,12 @@
                 <w:lang w:val="es-CO"/>
               </w:rPr>
             </w:pPr>
+            <w:r>
+              <w:rPr>
+                <w:sz w:val="16"/>
+              </w:rPr>
+              <w:t>{equipo_desinstalado_1_placa}</w:t>
+            </w:r>
           </w:p>
         </w:tc>
       </w:tr>
@@ -1542,6 +1832,12 @@
                 <w:lang w:val="es-CO"/>
               </w:rPr>
             </w:pPr>
+            <w:r>
+              <w:rPr>
+                <w:sz w:val="16"/>
+              </w:rPr>
+              <w:t>{equipo_desinstalado_2_tipo}</w:t>
+            </w:r>
           </w:p>
         </w:tc>
         <w:tc>
@@ -1556,6 +1852,12 @@
                 <w:lang w:val="es-CO"/>
               </w:rPr>
             </w:pPr>
+            <w:r>
+              <w:rPr>
+                <w:sz w:val="16"/>
+              </w:rPr>
+              <w:t>{equipo_desinstalado_2_marca}</w:t>
+            </w:r>
           </w:p>
         </w:tc>
         <w:tc>
@@ -1570,6 +1872,12 @@
                 <w:lang w:val="es-CO"/>
               </w:rPr>
             </w:pPr>
+            <w:r>
+              <w:rPr>
+                <w:sz w:val="16"/>
+              </w:rPr>
+              <w:t>{equipo_desinstalado_2_modelo}</w:t>
+            </w:r>
           </w:p>
         </w:tc>
         <w:tc>
@@ -1584,6 +1892,12 @@
                 <w:lang w:val="es-CO"/>
               </w:rPr>
             </w:pPr>
+            <w:r>
+              <w:rPr>
+                <w:sz w:val="16"/>
+              </w:rPr>
+              <w:t>{equipo_desinstalado_2_serial}</w:t>
+            </w:r>
           </w:p>
         </w:tc>
         <w:tc>
@@ -1598,6 +1912,12 @@
                 <w:lang w:val="es-CO"/>
               </w:rPr>
             </w:pPr>
+            <w:r>
+              <w:rPr>
+                <w:sz w:val="16"/>
+              </w:rPr>
+              <w:t>{equipo_desinstalado_2_placa}</w:t>
+            </w:r>
           </w:p>
         </w:tc>
       </w:tr>
@@ -1614,6 +1934,12 @@
                 <w:lang w:val="es-CO"/>
               </w:rPr>
             </w:pPr>
+            <w:r>
+              <w:rPr>
+                <w:sz w:val="16"/>
+              </w:rPr>
+              <w:t>{equipo_desinstalado_3_tipo}</w:t>
+            </w:r>
           </w:p>
         </w:tc>
         <w:tc>
@@ -1628,6 +1954,12 @@
                 <w:lang w:val="es-CO"/>
               </w:rPr>
             </w:pPr>
+            <w:r>
+              <w:rPr>
+                <w:sz w:val="16"/>
+              </w:rPr>
+              <w:t>{equipo_desinstalado_3_marca}</w:t>
+            </w:r>
           </w:p>
         </w:tc>
         <w:tc>
@@ -1642,6 +1974,12 @@
                 <w:lang w:val="es-CO"/>
               </w:rPr>
             </w:pPr>
+            <w:r>
+              <w:rPr>
+                <w:sz w:val="16"/>
+              </w:rPr>
+              <w:t>{equipo_desinstalado_3_modelo}</w:t>
+            </w:r>
           </w:p>
         </w:tc>
         <w:tc>
@@ -1656,6 +1994,12 @@
                 <w:lang w:val="es-CO"/>
               </w:rPr>
             </w:pPr>
+            <w:r>
+              <w:rPr>
+                <w:sz w:val="16"/>
+              </w:rPr>
+              <w:t>{equipo_desinstalado_3_serial}</w:t>
+            </w:r>
           </w:p>
         </w:tc>
         <w:tc>
@@ -1670,6 +2014,12 @@
                 <w:lang w:val="es-CO"/>
               </w:rPr>
             </w:pPr>
+            <w:r>
+              <w:rPr>
+                <w:sz w:val="16"/>
+              </w:rPr>
+              <w:t>{equipo_desinstalado_3_placa}</w:t>
+            </w:r>
           </w:p>
         </w:tc>
       </w:tr>
@@ -1686,6 +2036,12 @@
                 <w:lang w:val="es-CO"/>
               </w:rPr>
             </w:pPr>
+            <w:r>
+              <w:rPr>
+                <w:sz w:val="16"/>
+              </w:rPr>
+              <w:t>{equipo_desinstalado_4_tipo}</w:t>
+            </w:r>
           </w:p>
         </w:tc>
         <w:tc>
@@ -1700,6 +2056,12 @@
                 <w:lang w:val="es-CO"/>
               </w:rPr>
             </w:pPr>
+            <w:r>
+              <w:rPr>
+                <w:sz w:val="16"/>
+              </w:rPr>
+              <w:t>{equipo_desinstalado_4_marca}</w:t>
+            </w:r>
           </w:p>
         </w:tc>
         <w:tc>
@@ -1714,6 +2076,12 @@
                 <w:lang w:val="es-CO"/>
               </w:rPr>
             </w:pPr>
+            <w:r>
+              <w:rPr>
+                <w:sz w:val="16"/>
+              </w:rPr>
+              <w:t>{equipo_desinstalado_4_modelo}</w:t>
+            </w:r>
           </w:p>
         </w:tc>
         <w:tc>
@@ -1728,6 +2096,12 @@
                 <w:lang w:val="es-CO"/>
               </w:rPr>
             </w:pPr>
+            <w:r>
+              <w:rPr>
+                <w:sz w:val="16"/>
+              </w:rPr>
+              <w:t>{equipo_desinstalado_4_serial}</w:t>
+            </w:r>
           </w:p>
         </w:tc>
         <w:tc>
@@ -1742,6 +2116,12 @@
                 <w:lang w:val="es-CO"/>
               </w:rPr>
             </w:pPr>
+            <w:r>
+              <w:rPr>
+                <w:sz w:val="16"/>
+              </w:rPr>
+              <w:t>{equipo_desinstalado_4_placa}</w:t>
+            </w:r>
           </w:p>
         </w:tc>
       </w:tr>
@@ -1807,6 +2187,13 @@
           <w:lang w:val="es-CO"/>
         </w:rPr>
         <w:t>Foto antes de la instalación (400x300 pixeles).</w:t>
+      </w:r>
+      <w:r>
+        <w:rPr>
+          <w:sz w:val="18"/>
+        </w:rPr>
+        <w:tab/>
+        <w:t>{foto_antes_instalacion}</w:t>
       </w:r>
     </w:p>
     <w:p>
@@ -1928,6 +2315,13 @@
         </w:rPr>
         <w:t xml:space="preserve"> (400x300 pixeles).</w:t>
       </w:r>
+      <w:r>
+        <w:rPr>
+          <w:sz w:val="18"/>
+        </w:rPr>
+        <w:tab/>
+        <w:t>{foto_despues_instalacion}</w:t>
+      </w:r>
     </w:p>
     <w:p>
       <w:pPr>
@@ -2049,6 +2443,13 @@
         </w:rPr>
         <w:t xml:space="preserve"> (400x300 pixeles).</w:t>
       </w:r>
+      <w:r>
+        <w:rPr>
+          <w:sz w:val="18"/>
+        </w:rPr>
+        <w:tab/>
+        <w:t>{foto_marquillas}</w:t>
+      </w:r>
     </w:p>
     <w:p>
       <w:pPr>
@@ -2161,6 +2562,13 @@
         </w:rPr>
         <w:t>400x300 pixeles).</w:t>
       </w:r>
+      <w:r>
+        <w:rPr>
+          <w:sz w:val="18"/>
+        </w:rPr>
+        <w:tab/>
+        <w:t>{foto_tomas_electricas}</w:t>
+      </w:r>
     </w:p>
     <w:p>
       <w:pPr>
@@ -2292,6 +2700,13 @@
         </w:rPr>
         <w:t xml:space="preserve"> Neutro-Tierra] (400x300 pixeles).</w:t>
       </w:r>
+      <w:r>
+        <w:rPr>
+          <w:sz w:val="18"/>
+        </w:rPr>
+        <w:tab/>
+        <w:t>{foto_voltaje_neutro_tierra}</w:t>
+      </w:r>
     </w:p>
     <w:p>
       <w:pPr>
@@ -2474,6 +2889,13 @@
           <w:lang w:val="es-CO"/>
         </w:rPr>
       </w:pPr>
+      <w:r>
+        <w:rPr>
+          <w:sz w:val="18"/>
+        </w:rPr>
+        <w:tab/>
+        <w:t>{video_ping_trace_gatekeeper_claro}</w:t>
+      </w:r>
     </w:p>
     <w:p>
       <w:pPr>
@@ -2631,6 +3053,13 @@
           <w:lang w:val="es-CO"/>
         </w:rPr>
       </w:pPr>
+      <w:r>
+        <w:rPr>
+          <w:sz w:val="18"/>
+        </w:rPr>
+        <w:tab/>
+        <w:t>{video_ping_trace_mcu_claro}</w:t>
+      </w:r>
     </w:p>
     <w:p>
       <w:pPr>
@@ -2769,6 +3198,13 @@
           <w:lang w:val="es-CO"/>
         </w:rPr>
       </w:pPr>
+      <w:r>
+        <w:rPr>
+          <w:sz w:val="18"/>
+        </w:rPr>
+        <w:tab/>
+        <w:t>{video_ping_trace_emp_mcu}</w:t>
+      </w:r>
     </w:p>
     <w:p>
       <w:pPr>
@@ -2902,6 +3338,13 @@
           <w:lang w:val="es-CO"/>
         </w:rPr>
       </w:pPr>
+      <w:r>
+        <w:rPr>
+          <w:sz w:val="18"/>
+        </w:rPr>
+        <w:tab/>
+        <w:t>{video_ping_cpe_terminal_camara}</w:t>
+      </w:r>
     </w:p>
     <w:p>
       <w:pPr>
@@ -2970,6 +3413,13 @@
           <w:lang w:val="es-CO"/>
         </w:rPr>
       </w:pPr>
+      <w:r>
+        <w:rPr>
+          <w:sz w:val="18"/>
+        </w:rPr>
+        <w:tab/>
+        <w:t>{video_sesion_punto_a_punto}</w:t>
+      </w:r>
     </w:p>
     <w:p>
       <w:pPr>
@@ -3037,6 +3487,13 @@
           <w:lang w:val="es-CO"/>
         </w:rPr>
       </w:pPr>
+      <w:r>
+        <w:rPr>
+          <w:sz w:val="18"/>
+        </w:rPr>
+        <w:tab/>
+        <w:t>{video_sesion_punto_multipunto}</w:t>
+      </w:r>
     </w:p>
     <w:p>
       <w:pPr>
@@ -3105,6 +3562,13 @@
           <w:lang w:val="es-CO"/>
         </w:rPr>
       </w:pPr>
+      <w:r>
+        <w:rPr>
+          <w:sz w:val="18"/>
+        </w:rPr>
+        <w:tab/>
+        <w:t>{video_duo_sistema_comunicaciones_unificadas}</w:t>
+      </w:r>
     </w:p>
     <w:p>
       <w:pPr>
@@ -3185,6 +3649,13 @@
           <w:lang w:val="es-CO"/>
         </w:rPr>
       </w:pPr>
+      <w:r>
+        <w:rPr>
+          <w:sz w:val="18"/>
+        </w:rPr>
+        <w:tab/>
+        <w:t>{video_llamadas_internet}</w:t>
+      </w:r>
     </w:p>
     <w:p>
       <w:pPr>
@@ -3249,6 +3720,13 @@
           <w:lang w:val="es-CO"/>
         </w:rPr>
       </w:pPr>
+      <w:r>
+        <w:rPr>
+          <w:sz w:val="18"/>
+        </w:rPr>
+        <w:tab/>
+        <w:t>{video_llamadas_salida}</w:t>
+      </w:r>
     </w:p>
     <w:p>
       <w:pPr>
@@ -3314,6 +3792,13 @@
           <w:lang w:val="es-CO"/>
         </w:rPr>
       </w:pPr>
+      <w:r>
+        <w:rPr>
+          <w:sz w:val="18"/>
+        </w:rPr>
+        <w:tab/>
+        <w:t>{video_llamadas_entrantes}</w:t>
+      </w:r>
     </w:p>
     <w:p>
       <w:pPr>
@@ -3361,6 +3846,13 @@
           <w:lang w:val="es-CO"/>
         </w:rPr>
       </w:pPr>
+      <w:r>
+        <w:rPr>
+          <w:sz w:val="18"/>
+        </w:rPr>
+        <w:tab/>
+        <w:t>{video_registro_camara_sistema}</w:t>
+      </w:r>
     </w:p>
     <w:p>
       <w:pPr>
@@ -3464,6 +3956,13 @@
           <w:lang w:val="en-US"/>
         </w:rPr>
       </w:pPr>
+      <w:r>
+        <w:rPr>
+          <w:sz w:val="18"/>
+        </w:rPr>
+        <w:tab/>
+        <w:t>{video_instalacion_aplicaciones_cliente}</w:t>
+      </w:r>
     </w:p>
     <w:p>
       <w:pPr>
@@ -3502,6 +4001,13 @@
           <w:lang w:val="es-CO"/>
         </w:rPr>
       </w:pPr>
+      <w:r>
+        <w:rPr>
+          <w:sz w:val="18"/>
+        </w:rPr>
+        <w:tab/>
+        <w:t>{video_sistemas_operativos_aplicaciones}</w:t>
+      </w:r>
     </w:p>
     <w:p>
       <w:pPr>
@@ -3551,6 +4057,13 @@
           <w:lang w:val="es-CO"/>
         </w:rPr>
       </w:pPr>
+      <w:r>
+        <w:rPr>
+          <w:sz w:val="18"/>
+        </w:rPr>
+        <w:tab/>
+        <w:t>{video_funciona_punto_punto_multipunto}</w:t>
+      </w:r>
     </w:p>
     <w:p>
       <w:pPr>
@@ -3681,6 +4194,12 @@
               </w:rPr>
               <w:t> </w:t>
             </w:r>
+            <w:r>
+              <w:rPr>
+                <w:sz w:val="16"/>
+              </w:rPr>
+              <w:t>{video_conferencia_prueba_establecida_si}</w:t>
+            </w:r>
           </w:p>
         </w:tc>
         <w:tc>
@@ -3748,6 +4267,12 @@
                 <w:lang w:val="es-CO"/>
               </w:rPr>
               <w:t> </w:t>
+            </w:r>
+            <w:r>
+              <w:rPr>
+                <w:sz w:val="16"/>
+              </w:rPr>
+              <w:t>{video_conferencia_prueba_establecida_no}</w:t>
             </w:r>
           </w:p>
         </w:tc>
@@ -3893,6 +4418,12 @@
               </w:rPr>
               <w:t> </w:t>
             </w:r>
+            <w:r>
+              <w:rPr>
+                <w:sz w:val="16"/>
+              </w:rPr>
+              <w:t>{video_solicito_password_si}</w:t>
+            </w:r>
           </w:p>
         </w:tc>
         <w:tc>
@@ -3960,6 +4491,12 @@
                 <w:lang w:val="en-US"/>
               </w:rPr>
               <w:t> </w:t>
+            </w:r>
+            <w:r>
+              <w:rPr>
+                <w:sz w:val="16"/>
+              </w:rPr>
+              <w:t>{video_solicito_password_no}</w:t>
             </w:r>
           </w:p>
         </w:tc>
@@ -4094,6 +4631,12 @@
               </w:rPr>
               <w:t> </w:t>
             </w:r>
+            <w:r>
+              <w:rPr>
+                <w:sz w:val="16"/>
+              </w:rPr>
+              <w:t>{video_conferencia_audio_si}</w:t>
+            </w:r>
           </w:p>
         </w:tc>
         <w:tc>
@@ -4161,6 +4704,12 @@
                 <w:lang w:val="es-CO"/>
               </w:rPr>
               <w:t> </w:t>
+            </w:r>
+            <w:r>
+              <w:rPr>
+                <w:sz w:val="16"/>
+              </w:rPr>
+              <w:t>{video_conferencia_audio_no}</w:t>
             </w:r>
           </w:p>
         </w:tc>
@@ -4306,6 +4855,12 @@
               </w:rPr>
               <w:t> </w:t>
             </w:r>
+            <w:r>
+              <w:rPr>
+                <w:sz w:val="16"/>
+              </w:rPr>
+              <w:t>{video_conferencia_video_si}</w:t>
+            </w:r>
           </w:p>
         </w:tc>
         <w:tc>
@@ -4373,6 +4928,12 @@
                 <w:lang w:val="es-CO"/>
               </w:rPr>
               <w:t> </w:t>
+            </w:r>
+            <w:r>
+              <w:rPr>
+                <w:sz w:val="16"/>
+              </w:rPr>
+              <w:t>{video_conferencia_video_no}</w:t>
             </w:r>
           </w:p>
         </w:tc>
@@ -4518,6 +5079,12 @@
               </w:rPr>
               <w:t> </w:t>
             </w:r>
+            <w:r>
+              <w:rPr>
+                <w:sz w:val="16"/>
+              </w:rPr>
+              <w:t>{video_qos_configurado_cpe_si}</w:t>
+            </w:r>
           </w:p>
         </w:tc>
         <w:tc>
@@ -4585,6 +5152,12 @@
                 <w:lang w:val="en-US"/>
               </w:rPr>
               <w:t> </w:t>
+            </w:r>
+            <w:r>
+              <w:rPr>
+                <w:sz w:val="16"/>
+              </w:rPr>
+              <w:t>{video_qos_configurado_cpe_no}</w:t>
             </w:r>
           </w:p>
         </w:tc>
@@ -4750,6 +5323,12 @@
               </w:rPr>
               <w:t> </w:t>
             </w:r>
+            <w:r>
+              <w:rPr>
+                <w:sz w:val="16"/>
+              </w:rPr>
+              <w:t>{video_establecimiento_automatico_si}</w:t>
+            </w:r>
           </w:p>
         </w:tc>
         <w:tc>
@@ -4817,6 +5396,12 @@
                 <w:lang w:val="en-US"/>
               </w:rPr>
               <w:t> </w:t>
+            </w:r>
+            <w:r>
+              <w:rPr>
+                <w:sz w:val="16"/>
+              </w:rPr>
+              <w:t>{video_establecimiento_automatico_no}</w:t>
             </w:r>
           </w:p>
         </w:tc>
@@ -4953,6 +5538,12 @@
               </w:rPr>
               <w:t> </w:t>
             </w:r>
+            <w:r>
+              <w:rPr>
+                <w:sz w:val="16"/>
+              </w:rPr>
+              <w:t>{video_wan_cero_input_crc_si}</w:t>
+            </w:r>
           </w:p>
         </w:tc>
         <w:tc>
@@ -5020,6 +5611,12 @@
                 <w:lang w:val="en-US"/>
               </w:rPr>
               <w:t> </w:t>
+            </w:r>
+            <w:r>
+              <w:rPr>
+                <w:sz w:val="16"/>
+              </w:rPr>
+              <w:t>{video_wan_cero_input_crc_no}</w:t>
             </w:r>
           </w:p>
         </w:tc>
@@ -5168,6 +5765,12 @@
               </w:rPr>
               <w:t> </w:t>
             </w:r>
+            <w:r>
+              <w:rPr>
+                <w:sz w:val="16"/>
+              </w:rPr>
+              <w:t>{video_lan_cero_input_crc_si}</w:t>
+            </w:r>
           </w:p>
         </w:tc>
         <w:tc>
@@ -5235,6 +5838,12 @@
                 <w:lang w:val="en-US"/>
               </w:rPr>
               <w:t> </w:t>
+            </w:r>
+            <w:r>
+              <w:rPr>
+                <w:sz w:val="16"/>
+              </w:rPr>
+              <w:t>{video_lan_cero_input_crc_no}</w:t>
             </w:r>
           </w:p>
         </w:tc>
@@ -5389,6 +5998,12 @@
               </w:rPr>
               <w:t> </w:t>
             </w:r>
+            <w:r>
+              <w:rPr>
+                <w:sz w:val="16"/>
+              </w:rPr>
+              <w:t>{video_duo_video_prueba_si}</w:t>
+            </w:r>
           </w:p>
         </w:tc>
         <w:tc>
@@ -5456,6 +6071,12 @@
                 <w:lang w:val="en-US"/>
               </w:rPr>
               <w:t> </w:t>
+            </w:r>
+            <w:r>
+              <w:rPr>
+                <w:sz w:val="16"/>
+              </w:rPr>
+              <w:t>{video_duo_video_prueba_no}</w:t>
             </w:r>
           </w:p>
         </w:tc>
@@ -5592,6 +6213,12 @@
               </w:rPr>
               <w:t> </w:t>
             </w:r>
+            <w:r>
+              <w:rPr>
+                <w:sz w:val="16"/>
+              </w:rPr>
+              <w:t>{video_jabber_punto_a_punto_si}</w:t>
+            </w:r>
           </w:p>
         </w:tc>
         <w:tc>
@@ -5659,6 +6286,12 @@
                 <w:lang w:val="en-US"/>
               </w:rPr>
               <w:t> </w:t>
+            </w:r>
+            <w:r>
+              <w:rPr>
+                <w:sz w:val="16"/>
+              </w:rPr>
+              <w:t>{video_jabber_punto_a_punto_no}</w:t>
             </w:r>
           </w:p>
         </w:tc>
@@ -5804,6 +6437,12 @@
               </w:rPr>
               <w:t> </w:t>
             </w:r>
+            <w:r>
+              <w:rPr>
+                <w:sz w:val="16"/>
+              </w:rPr>
+              <w:t>{video_contadores_trafico_cpe_si}</w:t>
+            </w:r>
           </w:p>
         </w:tc>
         <w:tc>
@@ -5872,6 +6511,12 @@
               </w:rPr>
               <w:t> </w:t>
             </w:r>
+            <w:r>
+              <w:rPr>
+                <w:sz w:val="16"/>
+              </w:rPr>
+              <w:t>{video_contadores_trafico_cpe_no}</w:t>
+            </w:r>
           </w:p>
         </w:tc>
       </w:tr>
@@ -5916,6 +6561,13 @@
           <w:lang w:val="es-CO"/>
         </w:rPr>
       </w:pPr>
+      <w:r>
+        <w:rPr>
+          <w:sz w:val="18"/>
+        </w:rPr>
+        <w:tab/>
+        <w:t>{video_show_policy_map_interface}</w:t>
+      </w:r>
     </w:p>
     <w:p>
       <w:pPr>
@@ -6064,6 +6716,12 @@
               </w:rPr>
               <w:t> </w:t>
             </w:r>
+            <w:r>
+              <w:rPr>
+                <w:sz w:val="16"/>
+              </w:rPr>
+              <w:t>{video_aplicativos_cliente_operativos_si}</w:t>
+            </w:r>
           </w:p>
         </w:tc>
         <w:tc>
@@ -6132,6 +6790,12 @@
               </w:rPr>
               <w:t> </w:t>
             </w:r>
+            <w:r>
+              <w:rPr>
+                <w:sz w:val="16"/>
+              </w:rPr>
+              <w:t>{video_aplicativos_cliente_operativos_no}</w:t>
+            </w:r>
           </w:p>
         </w:tc>
       </w:tr>
@@ -6170,6 +6834,13 @@
           <w:lang w:val="es-CO"/>
         </w:rPr>
         <w:t>Observaciones</w:t>
+      </w:r>
+      <w:r>
+        <w:rPr>
+          <w:sz w:val="18"/>
+        </w:rPr>
+        <w:tab/>
+        <w:t>{observaciones_2}</w:t>
       </w:r>
     </w:p>
     <w:p>
@@ -6260,6 +6931,13 @@
           <w:lang w:val="es-CO"/>
         </w:rPr>
       </w:pPr>
+      <w:r>
+        <w:rPr>
+          <w:sz w:val="18"/>
+        </w:rPr>
+        <w:tab/>
+        <w:t>{video_configuracion_cpe}</w:t>
+      </w:r>
     </w:p>
     <w:p>
       <w:pPr>
@@ -6465,6 +7143,12 @@
                 <w:lang w:val="en-US"/>
               </w:rPr>
             </w:pPr>
+            <w:r>
+              <w:rPr>
+                <w:sz w:val="16"/>
+              </w:rPr>
+              <w:t>{conexion_cliente_claro_si}</w:t>
+            </w:r>
           </w:p>
         </w:tc>
         <w:tc>
@@ -6526,6 +7210,12 @@
                 <w:lang w:val="en-US"/>
               </w:rPr>
             </w:pPr>
+            <w:r>
+              <w:rPr>
+                <w:sz w:val="16"/>
+              </w:rPr>
+              <w:t>{conexion_cliente_claro_no}</w:t>
+            </w:r>
           </w:p>
         </w:tc>
       </w:tr>
@@ -6658,6 +7348,12 @@
                 <w:lang w:val="en-US"/>
               </w:rPr>
             </w:pPr>
+            <w:r>
+              <w:rPr>
+                <w:sz w:val="16"/>
+              </w:rPr>
+              <w:t>{equipos_disponibles_configurados_si}</w:t>
+            </w:r>
           </w:p>
         </w:tc>
         <w:tc>
@@ -6719,6 +7415,12 @@
                 <w:lang w:val="en-US"/>
               </w:rPr>
             </w:pPr>
+            <w:r>
+              <w:rPr>
+                <w:sz w:val="16"/>
+              </w:rPr>
+              <w:t>{equipos_disponibles_configurados_no}</w:t>
+            </w:r>
           </w:p>
         </w:tc>
       </w:tr>
@@ -6766,6 +7468,13 @@
           <w:lang w:val="es-CO"/>
         </w:rPr>
         <w:t>OBSERVACIONES</w:t>
+      </w:r>
+      <w:r>
+        <w:rPr>
+          <w:sz w:val="18"/>
+        </w:rPr>
+        <w:tab/>
+        <w:t>{observaciones_3}</w:t>
       </w:r>
     </w:p>
     <w:p>
@@ -6821,6 +7530,13 @@
         </w:rPr>
         <w:lastRenderedPageBreak/>
         <w:t>FOTO ACTA DE ENTREGA DE SERVICIO</w:t>
+      </w:r>
+      <w:r>
+        <w:rPr>
+          <w:sz w:val="18"/>
+        </w:rPr>
+        <w:tab/>
+        <w:t>{foto_acta_entrega_servicio}</w:t>
       </w:r>
     </w:p>
     <w:p>
